--- a/t24_s1.docx
+++ b/t24_s1.docx
@@ -3,2168 +3,998 @@
 <w:document xmlns:wpc="http://schemas.microsoft.com/office/word/2010/wordprocessingCanvas" xmlns:mo="http://schemas.microsoft.com/office/mac/office/2008/main" xmlns:mc="http://schemas.openxmlformats.org/markup-compatibility/2006" xmlns:mv="urn:schemas-microsoft-com:mac:vml" xmlns:o="urn:schemas-microsoft-com:office:office" xmlns:r="http://schemas.openxmlformats.org/officeDocument/2006/relationships" xmlns:m="http://schemas.openxmlformats.org/officeDocument/2006/math" xmlns:v="urn:schemas-microsoft-com:vml" xmlns:wp14="http://schemas.microsoft.com/office/word/2010/wordprocessingDrawing" xmlns:wp="http://schemas.openxmlformats.org/drawingml/2006/wordprocessingDrawing" xmlns:w10="urn:schemas-microsoft-com:office:word" xmlns:w="http://schemas.openxmlformats.org/wordprocessingml/2006/main" xmlns:w14="http://schemas.microsoft.com/office/word/2010/wordml" xmlns:wpg="http://schemas.microsoft.com/office/word/2010/wordprocessingGroup" xmlns:wpi="http://schemas.microsoft.com/office/word/2010/wordprocessingInk" xmlns:wne="http://schemas.microsoft.com/office/word/2006/wordml" xmlns:wps="http://schemas.microsoft.com/office/word/2010/wordprocessingShape" mc:Ignorable="w14 wp14">
   <w:body>
     <w:p>
-      <w:pPr>
-        <w:spacing w:after="20" w:before="120"/>
-      </w:pPr>
       <w:r>
-        <w:rPr>
-          <w:b/>
-          <w:sz w:val="22"/>
-        </w:rPr>
-        <w:t>Question: A client with a fractured femur suddenly develops dyspnea, chest pain and confusion 48 hours after injury. Which complication should the nurse suspect FIRST?</w:t>
+        <w:t xml:space="preserve">Question: The normal serum phosphorus level is:</w:t>
       </w:r>
     </w:p>
     <w:p>
-      <w:pPr>
-        <w:spacing w:after="0" w:before="0"/>
-      </w:pPr>
       <w:r>
-        <w:rPr>
-          <w:b w:val="0"/>
-          <w:sz w:val="22"/>
-        </w:rPr>
-        <w:t>(a) Pulmonary embolism</w:t>
+        <w:t xml:space="preserve">(a) 2.5–4.5 mg/dL</w:t>
       </w:r>
     </w:p>
     <w:p>
-      <w:pPr>
-        <w:spacing w:after="0" w:before="0"/>
-      </w:pPr>
       <w:r>
-        <w:rPr>
-          <w:b w:val="0"/>
-          <w:sz w:val="22"/>
-        </w:rPr>
-        <w:t>(b) Hypovolemic shock</w:t>
+        <w:t xml:space="preserve">(b) 0.5–1.5 mg/dL</w:t>
       </w:r>
     </w:p>
     <w:p>
-      <w:pPr>
-        <w:spacing w:after="0" w:before="0"/>
-      </w:pPr>
       <w:r>
-        <w:rPr>
-          <w:b w:val="0"/>
-          <w:sz w:val="22"/>
-        </w:rPr>
-        <w:t>(c) Pneumothorax</w:t>
+        <w:t xml:space="preserve">(c) 6–8 mg/dL</w:t>
       </w:r>
     </w:p>
     <w:p>
-      <w:pPr>
-        <w:spacing w:after="0" w:before="0"/>
-      </w:pPr>
       <w:r>
-        <w:rPr>
-          <w:b w:val="0"/>
-          <w:sz w:val="22"/>
-        </w:rPr>
-        <w:t>(d) Fat embolism syndrome</w:t>
+        <w:t xml:space="preserve">(d) 10–12 mg/dL</w:t>
       </w:r>
     </w:p>
     <w:p>
-      <w:pPr>
-        <w:spacing w:after="0" w:before="40"/>
-      </w:pPr>
       <w:r>
-        <w:rPr>
-          <w:b/>
-          <w:sz w:val="22"/>
-        </w:rPr>
-        <w:t>Answer: d</w:t>
+        <w:t xml:space="preserve">Answer: a</w:t>
       </w:r>
     </w:p>
     <w:p>
-      <w:pPr>
-        <w:spacing w:after="0" w:before="0"/>
-      </w:pPr>
       <w:r>
-        <w:rPr>
-          <w:b w:val="0"/>
-          <w:sz w:val="21"/>
-        </w:rPr>
-        <w:t>Solution: Fat embolism, most common after long-bone fractures, classically presents with respiratory distress and confusion 24-72 hours after injury (petechiae over the chest are a hallmark).</w:t>
+        <w:t xml:space="preserve">Solution: Normal phosphorus is 2.5–4.5 mg/dL. Hyperphosphatemia occurs in renal failure; hypophosphatemia in malnutrition/refeeding.</w:t>
       </w:r>
     </w:p>
     <w:p>
-      <w:pPr>
-        <w:spacing w:after="0" w:before="0"/>
-      </w:pPr>
       <w:r>
-        <w:rPr>
-          <w:b w:val="0"/>
-          <w:sz w:val="20"/>
-        </w:rPr>
-        <w:t>Positive Marks: 1</w:t>
+        <w:t xml:space="preserve">Positive Marks: 1</w:t>
       </w:r>
     </w:p>
     <w:p>
-      <w:pPr>
-        <w:spacing w:after="160" w:before="0"/>
-      </w:pPr>
       <w:r>
-        <w:rPr>
-          <w:b w:val="0"/>
-          <w:sz w:val="20"/>
-        </w:rPr>
-        <w:t>Negative Marks: 0.25</w:t>
+        <w:t xml:space="preserve">Negative Marks: 0.25</w:t>
       </w:r>
     </w:p>
     <w:p>
-      <w:pPr>
-        <w:spacing w:after="20" w:before="120"/>
-      </w:pPr>
       <w:r>
-        <w:rPr>
-          <w:b/>
-          <w:sz w:val="22"/>
-        </w:rPr>
-        <w:t>Question: A burn patient with 30% TBSA burns in the first 24 hours should be monitored most closely for:</w:t>
+        <w:t xml:space="preserve"/>
       </w:r>
     </w:p>
     <w:p>
-      <w:pPr>
-        <w:spacing w:after="0" w:before="0"/>
-      </w:pPr>
       <w:r>
-        <w:rPr>
-          <w:b w:val="0"/>
-          <w:sz w:val="22"/>
-        </w:rPr>
-        <w:t>(a) Hyperkalemia only</w:t>
+        <w:t xml:space="preserve">Question: The nurse is providing care to a patient with a fever. Which intervention promotes comfort?</w:t>
       </w:r>
     </w:p>
     <w:p>
-      <w:pPr>
-        <w:spacing w:after="0" w:before="0"/>
-      </w:pPr>
       <w:r>
-        <w:rPr>
-          <w:b w:val="0"/>
-          <w:sz w:val="22"/>
-        </w:rPr>
-        <w:t>(b) Constipation</w:t>
+        <w:t xml:space="preserve">(a) Antipyretics as ordered, light clothing, and increased fluids</w:t>
       </w:r>
     </w:p>
     <w:p>
-      <w:pPr>
-        <w:spacing w:after="0" w:before="0"/>
-      </w:pPr>
       <w:r>
-        <w:rPr>
-          <w:b w:val="0"/>
-          <w:sz w:val="22"/>
-        </w:rPr>
-        <w:t>(c) Hyperglycemia</w:t>
+        <w:t xml:space="preserve">(b) Heavy blankets</w:t>
       </w:r>
     </w:p>
     <w:p>
-      <w:pPr>
-        <w:spacing w:after="0" w:before="0"/>
-      </w:pPr>
       <w:r>
-        <w:rPr>
-          <w:b w:val="0"/>
-          <w:sz w:val="22"/>
-        </w:rPr>
-        <w:t>(d) Hypovolaemic shock</w:t>
+        <w:t xml:space="preserve">(c) Ice-cold baths</w:t>
       </w:r>
     </w:p>
     <w:p>
-      <w:pPr>
-        <w:spacing w:after="0" w:before="40"/>
-      </w:pPr>
       <w:r>
-        <w:rPr>
-          <w:b/>
-          <w:sz w:val="22"/>
-        </w:rPr>
-        <w:t>Answer: d</w:t>
+        <w:t xml:space="preserve">(d) Restricted fluids</w:t>
       </w:r>
     </w:p>
     <w:p>
-      <w:pPr>
-        <w:spacing w:after="0" w:before="0"/>
-      </w:pPr>
       <w:r>
-        <w:rPr>
-          <w:b w:val="0"/>
-          <w:sz w:val="21"/>
-        </w:rPr>
-        <w:t>Solution: Fluid shift from the intravascular compartment causes hypovolaemic shock in the first 24-48 hours after burns.</w:t>
+        <w:t xml:space="preserve">Answer: a</w:t>
       </w:r>
     </w:p>
     <w:p>
-      <w:pPr>
-        <w:spacing w:after="0" w:before="0"/>
-      </w:pPr>
       <w:r>
-        <w:rPr>
-          <w:b w:val="0"/>
-          <w:sz w:val="20"/>
-        </w:rPr>
-        <w:t>Positive Marks: 1</w:t>
+        <w:t xml:space="preserve">Solution: Fever management — antipyretics, light clothing, tepid sponging (not ice-cold), and fluids. The nurse monitors temperature, hydration, and the cause.</w:t>
       </w:r>
     </w:p>
     <w:p>
-      <w:pPr>
-        <w:spacing w:after="160" w:before="0"/>
-      </w:pPr>
       <w:r>
-        <w:rPr>
-          <w:b w:val="0"/>
-          <w:sz w:val="20"/>
-        </w:rPr>
-        <w:t>Negative Marks: 0.25</w:t>
+        <w:t xml:space="preserve">Positive Marks: 1</w:t>
       </w:r>
     </w:p>
     <w:p>
-      <w:pPr>
-        <w:spacing w:after="20" w:before="120"/>
-      </w:pPr>
       <w:r>
-        <w:rPr>
-          <w:b/>
-          <w:sz w:val="22"/>
-        </w:rPr>
-        <w:t>Question: Which assessment finding is the EARLIEST indicator of compartment syndrome in a client with a fractured tibia?</w:t>
+        <w:t xml:space="preserve">Negative Marks: 0.25</w:t>
       </w:r>
     </w:p>
     <w:p>
-      <w:pPr>
-        <w:spacing w:after="0" w:before="0"/>
-      </w:pPr>
       <w:r>
-        <w:rPr>
-          <w:b w:val="0"/>
-          <w:sz w:val="22"/>
-        </w:rPr>
-        <w:t>(a) Cool, cyanotic toes</w:t>
+        <w:t xml:space="preserve"/>
       </w:r>
     </w:p>
     <w:p>
-      <w:pPr>
-        <w:spacing w:after="0" w:before="0"/>
-      </w:pPr>
       <w:r>
-        <w:rPr>
-          <w:b w:val="0"/>
-          <w:sz w:val="22"/>
-        </w:rPr>
-        <w:t>(b) Pain out of proportion that increases with passive stretch</w:t>
+        <w:t xml:space="preserve">Question: A patient with chronic kidney disease is being taught about the renal diet. The nurse should teach the patient to:</w:t>
       </w:r>
     </w:p>
     <w:p>
-      <w:pPr>
-        <w:spacing w:after="0" w:before="0"/>
-      </w:pPr>
       <w:r>
-        <w:rPr>
-          <w:b w:val="0"/>
-          <w:sz w:val="22"/>
-        </w:rPr>
-        <w:t>(c) Capillary refill of 5 seconds</w:t>
+        <w:t xml:space="preserve">(a) Limit sodium, potassium, and phosphorus</w:t>
       </w:r>
     </w:p>
     <w:p>
-      <w:pPr>
-        <w:spacing w:after="0" w:before="0"/>
-      </w:pPr>
       <w:r>
-        <w:rPr>
-          <w:b w:val="0"/>
-          <w:sz w:val="22"/>
-        </w:rPr>
-        <w:t>(d) Absent pedal pulse</w:t>
+        <w:t xml:space="preserve">(b) Increase potassium</w:t>
       </w:r>
     </w:p>
     <w:p>
-      <w:pPr>
-        <w:spacing w:after="0" w:before="40"/>
-      </w:pPr>
       <w:r>
-        <w:rPr>
-          <w:b/>
-          <w:sz w:val="22"/>
-        </w:rPr>
-        <w:t>Answer: b</w:t>
+        <w:t xml:space="preserve">(c) Increase phosphorus</w:t>
       </w:r>
     </w:p>
     <w:p>
-      <w:pPr>
-        <w:spacing w:after="0" w:before="0"/>
-      </w:pPr>
       <w:r>
-        <w:rPr>
-          <w:b w:val="0"/>
-          <w:sz w:val="21"/>
-        </w:rPr>
-        <w:t>Solution: Severe pain worsened by passive stretching is the earliest sign of compartment syndrome; pallor and absent pulses are late findings that appear after irreversible damage.</w:t>
+        <w:t xml:space="preserve">(d) Take salt freely</w:t>
       </w:r>
     </w:p>
     <w:p>
-      <w:pPr>
-        <w:spacing w:after="0" w:before="0"/>
-      </w:pPr>
       <w:r>
-        <w:rPr>
-          <w:b w:val="0"/>
-          <w:sz w:val="20"/>
-        </w:rPr>
-        <w:t>Positive Marks: 1</w:t>
+        <w:t xml:space="preserve">Answer: a</w:t>
       </w:r>
     </w:p>
     <w:p>
-      <w:pPr>
-        <w:spacing w:after="160" w:before="0"/>
-      </w:pPr>
       <w:r>
-        <w:rPr>
-          <w:b w:val="0"/>
-          <w:sz w:val="20"/>
-        </w:rPr>
-        <w:t>Negative Marks: 0.25</w:t>
+        <w:t xml:space="preserve">Solution: The renal diet restricts sodium, potassium, and phosphorus (and moderates protein) — preventing fluid overload, hyperkalemia, and bone disease.</w:t>
       </w:r>
     </w:p>
     <w:p>
-      <w:pPr>
-        <w:spacing w:after="20" w:before="120"/>
-      </w:pPr>
       <w:r>
-        <w:rPr>
-          <w:b/>
-          <w:sz w:val="22"/>
-        </w:rPr>
-        <w:t>Question: Before suturing at the end of an open abdominal surgery, what is the mandatory priority action for the scrub nurse?</w:t>
+        <w:t xml:space="preserve">Positive Marks: 1</w:t>
       </w:r>
     </w:p>
     <w:p>
-      <w:pPr>
-        <w:spacing w:after="0" w:before="0"/>
-      </w:pPr>
       <w:r>
-        <w:rPr>
-          <w:b w:val="0"/>
-          <w:sz w:val="22"/>
-        </w:rPr>
-        <w:t>(a) Clean instruments</w:t>
+        <w:t xml:space="preserve">Negative Marks: 0.25</w:t>
       </w:r>
     </w:p>
     <w:p>
-      <w:pPr>
-        <w:spacing w:after="0" w:before="0"/>
-      </w:pPr>
       <w:r>
-        <w:rPr>
-          <w:b w:val="0"/>
-          <w:sz w:val="22"/>
-        </w:rPr>
-        <w:t>(b) Perform complete sponge, needle, and instrument count with circulator</w:t>
+        <w:t xml:space="preserve"/>
       </w:r>
     </w:p>
     <w:p>
-      <w:pPr>
-        <w:spacing w:after="0" w:before="0"/>
-      </w:pPr>
       <w:r>
-        <w:rPr>
-          <w:b w:val="0"/>
-          <w:sz w:val="22"/>
-        </w:rPr>
-        <w:t>(c) Change surgical gown</w:t>
+        <w:t xml:space="preserve">Question: A patient at 26 weeks of gestation is being assessed. Which symptom requires immediate reporting?</w:t>
       </w:r>
     </w:p>
     <w:p>
-      <w:pPr>
-        <w:spacing w:after="0" w:before="0"/>
-      </w:pPr>
       <w:r>
-        <w:rPr>
-          <w:b w:val="0"/>
-          <w:sz w:val="22"/>
-        </w:rPr>
-        <w:t>(d) Disinfection of OT room</w:t>
+        <w:t xml:space="preserve">(a) Severe headache with visual disturbances</w:t>
       </w:r>
     </w:p>
     <w:p>
-      <w:pPr>
-        <w:spacing w:after="0" w:before="40"/>
-      </w:pPr>
       <w:r>
-        <w:rPr>
-          <w:b/>
-          <w:sz w:val="22"/>
-        </w:rPr>
-        <w:t>Answer: b</w:t>
+        <w:t xml:space="preserve">(b) Mild backache</w:t>
       </w:r>
     </w:p>
     <w:p>
-      <w:pPr>
-        <w:spacing w:after="0" w:before="0"/>
-      </w:pPr>
       <w:r>
-        <w:rPr>
-          <w:b w:val="0"/>
-          <w:sz w:val="21"/>
-        </w:rPr>
-        <w:t>Solution: A dual, verified count of surgical sponges, needles, and instruments before peritoneal closure is mandatory to prevent retained surgical items (gossypiboma).</w:t>
+        <w:t xml:space="preserve">(c) Occasional heartburn</w:t>
       </w:r>
     </w:p>
     <w:p>
-      <w:pPr>
-        <w:spacing w:after="0" w:before="0"/>
-      </w:pPr>
       <w:r>
-        <w:rPr>
-          <w:b w:val="0"/>
-          <w:sz w:val="20"/>
-        </w:rPr>
-        <w:t>Positive Marks: 1</w:t>
+        <w:t xml:space="preserve">(d) Leg cramps at night</w:t>
       </w:r>
     </w:p>
     <w:p>
-      <w:pPr>
-        <w:spacing w:after="160" w:before="0"/>
-      </w:pPr>
       <w:r>
-        <w:rPr>
-          <w:b w:val="0"/>
-          <w:sz w:val="20"/>
-        </w:rPr>
-        <w:t>Negative Marks: 0.25</w:t>
+        <w:t xml:space="preserve">Answer: a</w:t>
       </w:r>
     </w:p>
     <w:p>
-      <w:pPr>
-        <w:spacing w:after="20" w:before="120"/>
-      </w:pPr>
       <w:r>
-        <w:rPr>
-          <w:b/>
-          <w:sz w:val="22"/>
-        </w:rPr>
-        <w:t>Question: Which of the following is an absolute contraindication for liver biopsy in children? Live Biopsy in children</w:t>
+        <w:t xml:space="preserve">Solution: Severe headache with visual changes in pregnancy may indicate preeclampsia — the nurse advises immediate reporting and BP assessment. Backache, heartburn, and leg cramps are common.</w:t>
       </w:r>
     </w:p>
     <w:p>
-      <w:pPr>
-        <w:spacing w:after="0" w:before="0"/>
-      </w:pPr>
       <w:r>
-        <w:rPr>
-          <w:b w:val="0"/>
-          <w:sz w:val="22"/>
-        </w:rPr>
-        <w:t>(a) Coagulopathy</w:t>
+        <w:t xml:space="preserve">Positive Marks: 1</w:t>
       </w:r>
     </w:p>
     <w:p>
-      <w:pPr>
-        <w:spacing w:after="0" w:before="0"/>
-      </w:pPr>
       <w:r>
-        <w:rPr>
-          <w:b w:val="0"/>
-          <w:sz w:val="22"/>
-        </w:rPr>
-        <w:t>(b) Tumour in liver</w:t>
+        <w:t xml:space="preserve">Negative Marks: 0.25</w:t>
       </w:r>
     </w:p>
     <w:p>
-      <w:pPr>
-        <w:spacing w:after="0" w:before="0"/>
-      </w:pPr>
       <w:r>
-        <w:rPr>
-          <w:b w:val="0"/>
-          <w:sz w:val="22"/>
-        </w:rPr>
-        <w:t>(c) Pneumothorax</w:t>
+        <w:t xml:space="preserve"/>
       </w:r>
     </w:p>
     <w:p>
-      <w:pPr>
-        <w:spacing w:after="0" w:before="0"/>
-      </w:pPr>
       <w:r>
-        <w:rPr>
-          <w:b w:val="0"/>
-          <w:sz w:val="22"/>
-        </w:rPr>
-        <w:t>(d) Bleeding</w:t>
+        <w:t xml:space="preserve">Question: A 5-month-old infant is due for immunization. Which vaccines are given at 6 weeks (per UIP)?</w:t>
       </w:r>
     </w:p>
     <w:p>
-      <w:pPr>
-        <w:spacing w:after="0" w:before="40"/>
-      </w:pPr>
       <w:r>
-        <w:rPr>
-          <w:b/>
-          <w:sz w:val="22"/>
-        </w:rPr>
-        <w:t>Answer: a</w:t>
+        <w:t xml:space="preserve">(a) DPT-1, OPV-1, Hepatitis B-1, and IPV-1</w:t>
       </w:r>
     </w:p>
     <w:p>
-      <w:pPr>
-        <w:spacing w:after="0" w:before="0"/>
-      </w:pPr>
       <w:r>
-        <w:rPr>
-          <w:b w:val="0"/>
-          <w:sz w:val="21"/>
-        </w:rPr>
-        <w:t>Solution: Liver biopsy is a relatively safe procedure, but certain conditions may increase the risk of complications. Absolute contraindications for liver biopsy in children include severe coagulopathy, uncontrolled bleeding disorders, and suspected malignant lesions with a high risk of needle tract seeding. Before performing the procedure, it is essential to evaluate the patient's medical history, coagulation profile, and imaging findings to determine the risk-benefit ratio.</w:t>
+        <w:t xml:space="preserve">(b) Measles</w:t>
       </w:r>
     </w:p>
     <w:p>
-      <w:pPr>
-        <w:spacing w:after="0" w:before="0"/>
-      </w:pPr>
       <w:r>
-        <w:rPr>
-          <w:b w:val="0"/>
-          <w:sz w:val="20"/>
-        </w:rPr>
-        <w:t>Positive Marks: 1</w:t>
+        <w:t xml:space="preserve">(c) BCG booster</w:t>
       </w:r>
     </w:p>
     <w:p>
-      <w:pPr>
-        <w:spacing w:after="160" w:before="0"/>
-      </w:pPr>
       <w:r>
-        <w:rPr>
-          <w:b w:val="0"/>
-          <w:sz w:val="20"/>
-        </w:rPr>
-        <w:t>Negative Marks: 0.25</w:t>
+        <w:t xml:space="preserve">(d) None</w:t>
       </w:r>
     </w:p>
     <w:p>
-      <w:pPr>
-        <w:spacing w:after="20" w:before="120"/>
-      </w:pPr>
       <w:r>
-        <w:rPr>
-          <w:b/>
-          <w:sz w:val="22"/>
-        </w:rPr>
-        <w:t>Question: In the emergency department, during CPR of a neonate, the on-duty nurse is unable to access a venous site. What is the priority next action?</w:t>
+        <w:t xml:space="preserve">Answer: a</w:t>
       </w:r>
     </w:p>
     <w:p>
-      <w:pPr>
-        <w:spacing w:after="0" w:before="0"/>
-      </w:pPr>
       <w:r>
-        <w:rPr>
-          <w:b w:val="0"/>
-          <w:sz w:val="22"/>
-        </w:rPr>
-        <w:t>(a) Plan for a central line</w:t>
+        <w:t xml:space="preserve">Solution: At 6 weeks — DPT-1, OPV-1, Hepatitis B-1 (and IPV-1 per schedule). BCG/OPV-0/Hep B birth dose are at birth; measles/MR at 9 months.</w:t>
       </w:r>
     </w:p>
     <w:p>
-      <w:pPr>
-        <w:spacing w:after="0" w:before="0"/>
-      </w:pPr>
       <w:r>
-        <w:rPr>
-          <w:b w:val="0"/>
-          <w:sz w:val="22"/>
-        </w:rPr>
-        <w:t>(b) Direct injection into an artery</w:t>
+        <w:t xml:space="preserve">Positive Marks: 1</w:t>
       </w:r>
     </w:p>
     <w:p>
-      <w:pPr>
-        <w:spacing w:after="0" w:before="0"/>
-      </w:pPr>
       <w:r>
-        <w:rPr>
-          <w:b w:val="0"/>
-          <w:sz w:val="22"/>
-        </w:rPr>
-        <w:t>(c) Direct injection into the intraosseous space of the tibia</w:t>
+        <w:t xml:space="preserve">Negative Marks: 0.25</w:t>
       </w:r>
     </w:p>
     <w:p>
-      <w:pPr>
-        <w:spacing w:after="0" w:before="0"/>
-      </w:pPr>
       <w:r>
-        <w:rPr>
-          <w:b w:val="0"/>
-          <w:sz w:val="22"/>
-        </w:rPr>
-        <w:t>(d) Cut down and inject directly</w:t>
+        <w:t xml:space="preserve"/>
       </w:r>
     </w:p>
     <w:p>
-      <w:pPr>
-        <w:spacing w:after="0" w:before="40"/>
-      </w:pPr>
       <w:r>
-        <w:rPr>
-          <w:b/>
-          <w:sz w:val="22"/>
-        </w:rPr>
-        <w:t>Answer: c</w:t>
+        <w:t xml:space="preserve">Question: A patient with schizophrenia is being discharged. The nurse should teach the patient to:</w:t>
       </w:r>
     </w:p>
     <w:p>
-      <w:pPr>
-        <w:spacing w:after="0" w:before="0"/>
-      </w:pPr>
       <w:r>
-        <w:rPr>
-          <w:b w:val="0"/>
-          <w:sz w:val="21"/>
-        </w:rPr>
-        <w:t>Solution: If venous access cannot be established within 90 seconds (3 attempts) during neonatal resuscitation, intraosseous (IO) access is the preferred alternative route for drugs and fluids.</w:t>
+        <w:t xml:space="preserve">(a) Take medication regularly, attend follow-up, and report side effects</w:t>
       </w:r>
     </w:p>
     <w:p>
-      <w:pPr>
-        <w:spacing w:after="0" w:before="0"/>
-      </w:pPr>
       <w:r>
-        <w:rPr>
-          <w:b w:val="0"/>
-          <w:sz w:val="20"/>
-        </w:rPr>
-        <w:t>Positive Marks: 1</w:t>
+        <w:t xml:space="preserve">(b) Stop medication when symptoms improve</w:t>
       </w:r>
     </w:p>
     <w:p>
-      <w:pPr>
-        <w:spacing w:after="160" w:before="0"/>
-      </w:pPr>
       <w:r>
-        <w:rPr>
-          <w:b w:val="0"/>
-          <w:sz w:val="20"/>
-        </w:rPr>
-        <w:t>Negative Marks: 0.25</w:t>
+        <w:t xml:space="preserve">(c) Skip follow-up</w:t>
       </w:r>
     </w:p>
     <w:p>
-      <w:pPr>
-        <w:spacing w:after="20" w:before="120"/>
-      </w:pPr>
       <w:r>
-        <w:rPr>
-          <w:b/>
-          <w:sz w:val="22"/>
-        </w:rPr>
-        <w:t>Question: What is the immediate priority first aid management for chemical splash/foreign substance in the eye?</w:t>
+        <w:t xml:space="preserve">(d) Double the dose</w:t>
       </w:r>
     </w:p>
     <w:p>
-      <w:pPr>
-        <w:spacing w:after="0" w:before="0"/>
-      </w:pPr>
       <w:r>
-        <w:rPr>
-          <w:b w:val="0"/>
-          <w:sz w:val="22"/>
-        </w:rPr>
-        <w:t>(a) Attempt manual removal</w:t>
+        <w:t xml:space="preserve">Answer: a</w:t>
       </w:r>
     </w:p>
     <w:p>
-      <w:pPr>
-        <w:spacing w:after="0" w:before="0"/>
-      </w:pPr>
       <w:r>
-        <w:rPr>
-          <w:b w:val="0"/>
-          <w:sz w:val="22"/>
-        </w:rPr>
-        <w:t>(b) Cover with tight pressure patch</w:t>
+        <w:t xml:space="preserve">Solution: Schizophrenia discharge teaching — medication adherence, scheduled follow-up, side-effect reporting, and family support prevent relapse.</w:t>
       </w:r>
     </w:p>
     <w:p>
-      <w:pPr>
-        <w:spacing w:after="0" w:before="0"/>
-      </w:pPr>
       <w:r>
-        <w:rPr>
-          <w:b w:val="0"/>
-          <w:sz w:val="22"/>
-        </w:rPr>
-        <w:t>(c) Copious eye irrigation with clean water or Normal Saline for 15-20 mins</w:t>
+        <w:t xml:space="preserve">Positive Marks: 1</w:t>
       </w:r>
     </w:p>
     <w:p>
-      <w:pPr>
-        <w:spacing w:after="0" w:before="0"/>
-      </w:pPr>
       <w:r>
-        <w:rPr>
-          <w:b w:val="0"/>
-          <w:sz w:val="22"/>
-        </w:rPr>
-        <w:t>(d) Administer oral analgesics</w:t>
+        <w:t xml:space="preserve">Negative Marks: 0.25</w:t>
       </w:r>
     </w:p>
     <w:p>
-      <w:pPr>
-        <w:spacing w:after="0" w:before="40"/>
-      </w:pPr>
       <w:r>
-        <w:rPr>
-          <w:b/>
-          <w:sz w:val="22"/>
-        </w:rPr>
-        <w:t>Answer: c</w:t>
+        <w:t xml:space="preserve"/>
       </w:r>
     </w:p>
     <w:p>
-      <w:pPr>
-        <w:spacing w:after="0" w:before="0"/>
-      </w:pPr>
       <w:r>
-        <w:rPr>
-          <w:b w:val="0"/>
-          <w:sz w:val="21"/>
-        </w:rPr>
-        <w:t>Solution: Immediate, continuous flushing with clean water or sterile normal saline for at least 15–20 minutes is essential to dilute and remove chemical irritants.</w:t>
+        <w:t xml:space="preserve">Question: The "Pradhan Mantri Bhartiya Janaushadhi Kendra" provides:</w:t>
       </w:r>
     </w:p>
     <w:p>
-      <w:pPr>
-        <w:spacing w:after="0" w:before="0"/>
-      </w:pPr>
       <w:r>
-        <w:rPr>
-          <w:b w:val="0"/>
-          <w:sz w:val="20"/>
-        </w:rPr>
-        <w:t>Positive Marks: 1</w:t>
+        <w:t xml:space="preserve">(a) Generic medicines at affordable prices</w:t>
       </w:r>
     </w:p>
     <w:p>
-      <w:pPr>
-        <w:spacing w:after="160" w:before="0"/>
-      </w:pPr>
       <w:r>
-        <w:rPr>
-          <w:b w:val="0"/>
-          <w:sz w:val="20"/>
-        </w:rPr>
-        <w:t>Negative Marks: 0.25</w:t>
+        <w:t xml:space="preserve">(b) Branded medicines at full price</w:t>
       </w:r>
     </w:p>
     <w:p>
-      <w:pPr>
-        <w:spacing w:after="20" w:before="120"/>
-      </w:pPr>
       <w:r>
-        <w:rPr>
-          <w:b/>
-          <w:sz w:val="22"/>
-        </w:rPr>
-        <w:t>Question: The Triple test performed at 15–18 weeks of gestation indicates Down Syndrome when</w:t>
+        <w:t xml:space="preserve">(c) Cosmetic products</w:t>
       </w:r>
     </w:p>
     <w:p>
-      <w:pPr>
-        <w:spacing w:after="0" w:before="0"/>
-      </w:pPr>
       <w:r>
-        <w:rPr>
-          <w:b w:val="0"/>
-          <w:sz w:val="22"/>
-        </w:rPr>
-        <w:t>(a) All three markers are elevated</w:t>
+        <w:t xml:space="preserve">(d) Imported luxury goods</w:t>
       </w:r>
     </w:p>
     <w:p>
-      <w:pPr>
-        <w:spacing w:after="0" w:before="0"/>
-      </w:pPr>
       <w:r>
-        <w:rPr>
-          <w:b w:val="0"/>
-          <w:sz w:val="22"/>
-        </w:rPr>
-        <w:t>(b) All three markers are low</w:t>
+        <w:t xml:space="preserve">Answer: a</w:t>
       </w:r>
     </w:p>
     <w:p>
-      <w:pPr>
-        <w:spacing w:after="0" w:before="0"/>
-      </w:pPr>
       <w:r>
-        <w:rPr>
-          <w:b w:val="0"/>
-          <w:sz w:val="22"/>
-        </w:rPr>
-        <w:t>(c) High hCG, low MSAFP, and low Unconjugated Estriol (uE3)</w:t>
+        <w:t xml:space="preserve">Solution: Jan Aushadhi Kendras provide quality generic medicines at 50–90% lower prices than branded equivalents.</w:t>
       </w:r>
     </w:p>
     <w:p>
-      <w:pPr>
-        <w:spacing w:after="0" w:before="0"/>
-      </w:pPr>
       <w:r>
-        <w:rPr>
-          <w:b w:val="0"/>
-          <w:sz w:val="22"/>
-        </w:rPr>
-        <w:t>(d) MSAFP and UE3 are high with low hCG</w:t>
+        <w:t xml:space="preserve">Positive Marks: 1</w:t>
       </w:r>
     </w:p>
     <w:p>
-      <w:pPr>
-        <w:spacing w:after="0" w:before="40"/>
-      </w:pPr>
       <w:r>
-        <w:rPr>
-          <w:b/>
-          <w:sz w:val="22"/>
-        </w:rPr>
-        <w:t>Answer: c</w:t>
+        <w:t xml:space="preserve">Negative Marks: 0.25</w:t>
       </w:r>
     </w:p>
     <w:p>
-      <w:pPr>
-        <w:spacing w:after="0" w:before="0"/>
-      </w:pPr>
       <w:r>
-        <w:rPr>
-          <w:b w:val="0"/>
-          <w:sz w:val="21"/>
-        </w:rPr>
-        <w:t>Solution: In Down Syndrome (Trisomy 21), maternal serum alpha-fetoprotein (MSAFP) is LOW, unconjugated estriol (uE3) is LOW, and Human Chorionic Gonadotropin (hCG) is HIGH.</w:t>
+        <w:t xml:space="preserve"/>
       </w:r>
     </w:p>
     <w:p>
-      <w:pPr>
-        <w:spacing w:after="0" w:before="0"/>
-      </w:pPr>
       <w:r>
-        <w:rPr>
-          <w:b w:val="0"/>
-          <w:sz w:val="20"/>
-        </w:rPr>
-        <w:t>Positive Marks: 1</w:t>
+        <w:t xml:space="preserve">Question: The nurse is to administer 88 mg of a medication. The vial contains 22 mg/mL. The volume to give is:</w:t>
       </w:r>
     </w:p>
     <w:p>
-      <w:pPr>
-        <w:spacing w:after="160" w:before="0"/>
-      </w:pPr>
       <w:r>
-        <w:rPr>
-          <w:b w:val="0"/>
-          <w:sz w:val="20"/>
-        </w:rPr>
-        <w:t>Negative Marks: 0.25</w:t>
+        <w:t xml:space="preserve">(a) 3 mL</w:t>
       </w:r>
     </w:p>
     <w:p>
-      <w:pPr>
-        <w:spacing w:after="20" w:before="120"/>
-      </w:pPr>
       <w:r>
-        <w:rPr>
-          <w:b/>
-          <w:sz w:val="22"/>
-        </w:rPr>
-        <w:t>Question: Most common side effect of aspirin overdose is</w:t>
+        <w:t xml:space="preserve">(b) 4 mL</w:t>
       </w:r>
     </w:p>
     <w:p>
-      <w:pPr>
-        <w:spacing w:after="0" w:before="0"/>
-      </w:pPr>
       <w:r>
-        <w:rPr>
-          <w:b w:val="0"/>
-          <w:sz w:val="22"/>
-        </w:rPr>
-        <w:t>(a) Lacrimation</w:t>
+        <w:t xml:space="preserve">(c) 5 mL</w:t>
       </w:r>
     </w:p>
     <w:p>
-      <w:pPr>
-        <w:spacing w:after="0" w:before="0"/>
-      </w:pPr>
       <w:r>
-        <w:rPr>
-          <w:b w:val="0"/>
-          <w:sz w:val="22"/>
-        </w:rPr>
-        <w:t>(b) Tinnitus</w:t>
+        <w:t xml:space="preserve">(d) 6 mL</w:t>
       </w:r>
     </w:p>
     <w:p>
-      <w:pPr>
-        <w:spacing w:after="0" w:before="0"/>
-      </w:pPr>
       <w:r>
-        <w:rPr>
-          <w:b w:val="0"/>
-          <w:sz w:val="22"/>
-        </w:rPr>
-        <w:t>(c) Headache</w:t>
+        <w:t xml:space="preserve">Answer: b</w:t>
       </w:r>
     </w:p>
     <w:p>
-      <w:pPr>
-        <w:spacing w:after="0" w:before="0"/>
-      </w:pPr>
       <w:r>
-        <w:rPr>
-          <w:b w:val="0"/>
-          <w:sz w:val="22"/>
-        </w:rPr>
-        <w:t>(d) Vertigo</w:t>
+        <w:t xml:space="preserve">Solution: Volume = 88 ÷ 22 = 4 mL.</w:t>
       </w:r>
     </w:p>
     <w:p>
-      <w:pPr>
-        <w:spacing w:after="0" w:before="40"/>
-      </w:pPr>
       <w:r>
-        <w:rPr>
-          <w:b/>
-          <w:sz w:val="22"/>
-        </w:rPr>
-        <w:t>Answer: b</w:t>
+        <w:t xml:space="preserve">Positive Marks: 1</w:t>
       </w:r>
     </w:p>
     <w:p>
-      <w:pPr>
-        <w:spacing w:after="0" w:before="0"/>
-      </w:pPr>
       <w:r>
-        <w:rPr>
-          <w:b w:val="0"/>
-          <w:sz w:val="21"/>
-        </w:rPr>
-        <w:t>Solution: Mild intoxication with acetylsalicylic acid (aspirin) is called salicylism and is experienced commonly when the daily dosage is higher than 4 g. Tinnitus (ringing in the ears) is the most frequent effect noted with intoxication. Hyperventilation may occur, because salicylate stimulates the respiratory center. Fever may result, because salicylate interferes with the metabolic pathways coupling oxygen consumption and heat production. Lilley et al. (2017), pp. 696-697</w:t>
+        <w:t xml:space="preserve">Negative Marks: 0.25</w:t>
       </w:r>
     </w:p>
     <w:p>
-      <w:pPr>
-        <w:spacing w:after="0" w:before="0"/>
-      </w:pPr>
       <w:r>
-        <w:rPr>
-          <w:b w:val="0"/>
-          <w:sz w:val="20"/>
-        </w:rPr>
-        <w:t>Positive Marks: 1</w:t>
+        <w:t xml:space="preserve"/>
       </w:r>
     </w:p>
     <w:p>
-      <w:pPr>
-        <w:spacing w:after="160" w:before="0"/>
-      </w:pPr>
       <w:r>
-        <w:rPr>
-          <w:b w:val="0"/>
-          <w:sz w:val="20"/>
-        </w:rPr>
-        <w:t>Negative Marks: 0.25</w:t>
+        <w:t xml:space="preserve">Question: The primary function of the heart is:</w:t>
       </w:r>
     </w:p>
     <w:p>
-      <w:pPr>
-        <w:spacing w:after="20" w:before="120"/>
-      </w:pPr>
       <w:r>
-        <w:rPr>
-          <w:b/>
-          <w:sz w:val="22"/>
-        </w:rPr>
-        <w:t>Question: Exclusive breast feeding continued up to?</w:t>
+        <w:t xml:space="preserve">(a) Pumping blood to the body and lungs</w:t>
       </w:r>
     </w:p>
     <w:p>
-      <w:pPr>
-        <w:spacing w:after="0" w:before="0"/>
-      </w:pPr>
       <w:r>
-        <w:rPr>
-          <w:b w:val="0"/>
-          <w:sz w:val="22"/>
-        </w:rPr>
-        <w:t>(a) 9 months</w:t>
+        <w:t xml:space="preserve">(b) Digesting food</w:t>
       </w:r>
     </w:p>
     <w:p>
-      <w:pPr>
-        <w:spacing w:after="0" w:before="0"/>
-      </w:pPr>
       <w:r>
-        <w:rPr>
-          <w:b w:val="0"/>
-          <w:sz w:val="22"/>
-        </w:rPr>
-        <w:t>(b) 3 months</w:t>
+        <w:t xml:space="preserve">(c) Producing hormones only</w:t>
       </w:r>
     </w:p>
     <w:p>
-      <w:pPr>
-        <w:spacing w:after="0" w:before="0"/>
-      </w:pPr>
       <w:r>
-        <w:rPr>
-          <w:b w:val="0"/>
-          <w:sz w:val="22"/>
-        </w:rPr>
-        <w:t>(c) 12 months</w:t>
+        <w:t xml:space="preserve">(d) Filtering blood</w:t>
       </w:r>
     </w:p>
     <w:p>
-      <w:pPr>
-        <w:spacing w:after="0" w:before="0"/>
-      </w:pPr>
       <w:r>
-        <w:rPr>
-          <w:b w:val="0"/>
-          <w:sz w:val="22"/>
-        </w:rPr>
-        <w:t>(d) 6 months</w:t>
+        <w:t xml:space="preserve">Answer: a</w:t>
       </w:r>
     </w:p>
     <w:p>
-      <w:pPr>
-        <w:spacing w:after="0" w:before="40"/>
-      </w:pPr>
       <w:r>
-        <w:rPr>
-          <w:b/>
-          <w:sz w:val="22"/>
-        </w:rPr>
-        <w:t>Answer: d</w:t>
+        <w:t xml:space="preserve">Solution: The heart pumps oxygenated blood to the body and deoxygenated blood to the lungs — maintaining circulation of oxygen, nutrients, and waste removal.</w:t>
       </w:r>
     </w:p>
     <w:p>
-      <w:pPr>
-        <w:spacing w:after="0" w:before="0"/>
-      </w:pPr>
       <w:r>
-        <w:rPr>
-          <w:b w:val="0"/>
-          <w:sz w:val="21"/>
-        </w:rPr>
-        <w:t>Solution: Exclusive breastfeeding is recommended to be continued up to 6 months of age (option B). Exclusive breastfeeding means that the infant receives only breast milk without the addition of any other liquids or foods, including water. Breast milk is the ideal source of nutrition for infants during the first 6 months of life, providing all the necessary nutrients, antibodies, and other bioactive components that support optimal growth and development. After 6 months, complementary foods should be introduced while breastfeeding Breast feeding spaeds) continues until at least 1 year of age or longer, as desired by the mother and baby.</w:t>
+        <w:t xml:space="preserve">Positive Marks: 1</w:t>
       </w:r>
     </w:p>
     <w:p>
-      <w:pPr>
-        <w:spacing w:after="0" w:before="0"/>
-      </w:pPr>
       <w:r>
-        <w:rPr>
-          <w:b w:val="0"/>
-          <w:sz w:val="20"/>
-        </w:rPr>
-        <w:t>Positive Marks: 1</w:t>
+        <w:t xml:space="preserve">Negative Marks: 0.25</w:t>
       </w:r>
     </w:p>
     <w:p>
-      <w:pPr>
-        <w:spacing w:after="160" w:before="0"/>
-      </w:pPr>
       <w:r>
-        <w:rPr>
-          <w:b w:val="0"/>
-          <w:sz w:val="20"/>
-        </w:rPr>
-        <w:t>Negative Marks: 0.25</w:t>
+        <w:t xml:space="preserve"/>
       </w:r>
     </w:p>
     <w:p>
-      <w:pPr>
-        <w:spacing w:after="20" w:before="120"/>
-      </w:pPr>
       <w:r>
-        <w:rPr>
-          <w:b/>
-          <w:sz w:val="22"/>
-        </w:rPr>
-        <w:t>Question: After surgical use, contaminated rubber/latex gloves must be disposed of in which color biomedical waste container?</w:t>
+        <w:t xml:space="preserve">Question: A patient with a fractured ankle is being taught about RICE therapy. Which component is correct?</w:t>
       </w:r>
     </w:p>
     <w:p>
-      <w:pPr>
-        <w:spacing w:after="0" w:before="0"/>
-      </w:pPr>
       <w:r>
-        <w:rPr>
-          <w:b w:val="0"/>
-          <w:sz w:val="22"/>
-        </w:rPr>
-        <w:t>(a) Red bin</w:t>
+        <w:t xml:space="preserve">(a) Ice for 20 minutes at a time with elevation</w:t>
       </w:r>
     </w:p>
     <w:p>
-      <w:pPr>
-        <w:spacing w:after="0" w:before="0"/>
-      </w:pPr>
       <w:r>
-        <w:rPr>
-          <w:b w:val="0"/>
-          <w:sz w:val="22"/>
-        </w:rPr>
-        <w:t>(b) Blue bin</w:t>
+        <w:t xml:space="preserve">(b) Heat for the first 48 hours</w:t>
       </w:r>
     </w:p>
     <w:p>
-      <w:pPr>
-        <w:spacing w:after="0" w:before="0"/>
-      </w:pPr>
       <w:r>
-        <w:rPr>
-          <w:b w:val="0"/>
-          <w:sz w:val="22"/>
-        </w:rPr>
-        <w:t>(c) Black bin</w:t>
+        <w:t xml:space="preserve">(c) Weight bearing immediately</w:t>
       </w:r>
     </w:p>
     <w:p>
-      <w:pPr>
-        <w:spacing w:after="0" w:before="0"/>
-      </w:pPr>
       <w:r>
-        <w:rPr>
-          <w:b w:val="0"/>
-          <w:sz w:val="22"/>
-        </w:rPr>
-        <w:t>(d) Yellow bin</w:t>
+        <w:t xml:space="preserve">(d) Massage vigorously</w:t>
       </w:r>
     </w:p>
     <w:p>
-      <w:pPr>
-        <w:spacing w:after="0" w:before="40"/>
-      </w:pPr>
       <w:r>
-        <w:rPr>
-          <w:b/>
-          <w:sz w:val="22"/>
-        </w:rPr>
-        <w:t>Answer: a</w:t>
+        <w:t xml:space="preserve">Answer: a</w:t>
       </w:r>
     </w:p>
     <w:p>
-      <w:pPr>
-        <w:spacing w:after="0" w:before="0"/>
-      </w:pPr>
       <w:r>
-        <w:rPr>
-          <w:b w:val="0"/>
-          <w:sz w:val="21"/>
-        </w:rPr>
-        <w:t>Solution: Used rubber gloves, tubing, and plastic catheters are classified as recyclable contaminated waste and discarded in the RED container.</w:t>
+        <w:t xml:space="preserve">Solution: RICE — rest, ice (20 minutes at a time, first 48 hours), compression, and elevation — reduces swelling and pain after acute injury. Heat and massage are avoided initially.</w:t>
       </w:r>
     </w:p>
     <w:p>
-      <w:pPr>
-        <w:spacing w:after="0" w:before="0"/>
-      </w:pPr>
       <w:r>
-        <w:rPr>
-          <w:b w:val="0"/>
-          <w:sz w:val="20"/>
-        </w:rPr>
-        <w:t>Positive Marks: 1</w:t>
+        <w:t xml:space="preserve">Positive Marks: 1</w:t>
       </w:r>
     </w:p>
     <w:p>
-      <w:pPr>
-        <w:spacing w:after="160" w:before="0"/>
-      </w:pPr>
       <w:r>
-        <w:rPr>
-          <w:b w:val="0"/>
-          <w:sz w:val="20"/>
-        </w:rPr>
-        <w:t>Negative Marks: 0.25</w:t>
+        <w:t xml:space="preserve">Negative Marks: 0.25</w:t>
       </w:r>
     </w:p>
     <w:p>
-      <w:pPr>
-        <w:spacing w:after="20" w:before="120"/>
-      </w:pPr>
       <w:r>
-        <w:rPr>
-          <w:b/>
-          <w:sz w:val="22"/>
-        </w:rPr>
-        <w:t>Question: According to the Parkland formula, the fluid requirement in the first 24 hours for a burn patient is calculated as:</w:t>
+        <w:t xml:space="preserve">Question: The normal serum calcium level is:</w:t>
       </w:r>
     </w:p>
     <w:p>
-      <w:pPr>
-        <w:spacing w:after="0" w:before="0"/>
-      </w:pPr>
       <w:r>
-        <w:rPr>
-          <w:b w:val="0"/>
-          <w:sz w:val="22"/>
-        </w:rPr>
-        <w:t>(a) 3 ml × %BSA × body weight (kg)</w:t>
+        <w:t xml:space="preserve">(a) 8.5–10.5 mg/dL</w:t>
       </w:r>
     </w:p>
     <w:p>
-      <w:pPr>
-        <w:spacing w:after="0" w:before="0"/>
-      </w:pPr>
       <w:r>
-        <w:rPr>
-          <w:b w:val="0"/>
-          <w:sz w:val="22"/>
-        </w:rPr>
-        <w:t>(b) 2 ml × %BSA × body weight (kg)</w:t>
+        <w:t xml:space="preserve">(b) 4–6 mg/dL</w:t>
       </w:r>
     </w:p>
     <w:p>
-      <w:pPr>
-        <w:spacing w:after="0" w:before="0"/>
-      </w:pPr>
       <w:r>
-        <w:rPr>
-          <w:b w:val="0"/>
-          <w:sz w:val="22"/>
-        </w:rPr>
-        <w:t>(c) 4 ml × %BSA × body weight (kg)</w:t>
+        <w:t xml:space="preserve">(c) 12–15 mg/dL</w:t>
       </w:r>
     </w:p>
     <w:p>
-      <w:pPr>
-        <w:spacing w:after="0" w:before="0"/>
-      </w:pPr>
       <w:r>
-        <w:rPr>
-          <w:b w:val="0"/>
-          <w:sz w:val="22"/>
-        </w:rPr>
-        <w:t>(d) 1 ml × %BSA × body weight (kg)</w:t>
+        <w:t xml:space="preserve">(d) 18–20 mg/dL</w:t>
       </w:r>
     </w:p>
     <w:p>
-      <w:pPr>
-        <w:spacing w:after="0" w:before="40"/>
-      </w:pPr>
       <w:r>
-        <w:rPr>
-          <w:b/>
-          <w:sz w:val="22"/>
-        </w:rPr>
-        <w:t>Answer: c</w:t>
+        <w:t xml:space="preserve">Answer: a</w:t>
       </w:r>
     </w:p>
     <w:p>
-      <w:pPr>
-        <w:spacing w:after="0" w:before="0"/>
-      </w:pPr>
       <w:r>
-        <w:rPr>
-          <w:b w:val="0"/>
-          <w:sz w:val="21"/>
-        </w:rPr>
-        <w:t>Solution: Parkland formula: 4 ml × % body surface area burned × body weight (kg) in the first 24 hours; half in the first 8 hours.</w:t>
+        <w:t xml:space="preserve">Solution: Normal calcium is 8.5–10.5 mg/dL. Hypocalcemia causes tetany; hypercalcemia causes polyuria and arrhythmias.</w:t>
       </w:r>
     </w:p>
     <w:p>
-      <w:pPr>
-        <w:spacing w:after="0" w:before="0"/>
-      </w:pPr>
       <w:r>
-        <w:rPr>
-          <w:b w:val="0"/>
-          <w:sz w:val="20"/>
-        </w:rPr>
-        <w:t>Positive Marks: 1</w:t>
+        <w:t xml:space="preserve">Positive Marks: 1</w:t>
       </w:r>
     </w:p>
     <w:p>
-      <w:pPr>
-        <w:spacing w:after="160" w:before="0"/>
-      </w:pPr>
       <w:r>
-        <w:rPr>
-          <w:b w:val="0"/>
-          <w:sz w:val="20"/>
-        </w:rPr>
-        <w:t>Negative Marks: 0.25</w:t>
+        <w:t xml:space="preserve">Negative Marks: 0.25</w:t>
       </w:r>
     </w:p>
     <w:p>
-      <w:pPr>
-        <w:spacing w:after="20" w:before="120"/>
-      </w:pPr>
       <w:r>
-        <w:rPr>
-          <w:b/>
-          <w:sz w:val="22"/>
-        </w:rPr>
-        <w:t>Question: Which is the similar to Command?</w:t>
+        <w:t xml:space="preserve"/>
       </w:r>
     </w:p>
     <w:p>
-      <w:pPr>
-        <w:spacing w:after="0" w:before="0"/>
-      </w:pPr>
       <w:r>
-        <w:rPr>
-          <w:b w:val="0"/>
-          <w:sz w:val="22"/>
-        </w:rPr>
-        <w:t>(a) Lead</w:t>
+        <w:t xml:space="preserve">Question: The nurse is caring for a patient with a nasogastric tube. Which finding indicates correct placement in the stomach?</w:t>
       </w:r>
     </w:p>
     <w:p>
-      <w:pPr>
-        <w:spacing w:after="0" w:before="0"/>
-      </w:pPr>
       <w:r>
-        <w:rPr>
-          <w:b w:val="0"/>
-          <w:sz w:val="22"/>
-        </w:rPr>
-        <w:t>(b) Manage</w:t>
+        <w:t xml:space="preserve">(a) Aspirate pH of 5.5 or less</w:t>
       </w:r>
     </w:p>
     <w:p>
-      <w:pPr>
-        <w:spacing w:after="0" w:before="0"/>
-      </w:pPr>
       <w:r>
-        <w:rPr>
-          <w:b w:val="0"/>
-          <w:sz w:val="22"/>
-        </w:rPr>
-        <w:t>(c) Direction</w:t>
+        <w:t xml:space="preserve">(b) Aspirate pH of 7 or more</w:t>
       </w:r>
     </w:p>
     <w:p>
-      <w:pPr>
-        <w:spacing w:after="0" w:before="0"/>
-      </w:pPr>
       <w:r>
-        <w:rPr>
-          <w:b w:val="0"/>
-          <w:sz w:val="22"/>
-        </w:rPr>
-        <w:t>(d) Supervise</w:t>
+        <w:t xml:space="preserve">(c) Patient coughing</w:t>
       </w:r>
     </w:p>
     <w:p>
-      <w:pPr>
-        <w:spacing w:after="0" w:before="40"/>
-      </w:pPr>
       <w:r>
-        <w:rPr>
-          <w:b/>
-          <w:sz w:val="22"/>
-        </w:rPr>
-        <w:t>Answer: c</w:t>
+        <w:t xml:space="preserve">(d) Absent breath sounds</w:t>
       </w:r>
     </w:p>
     <w:p>
-      <w:pPr>
-        <w:spacing w:after="0" w:before="0"/>
-      </w:pPr>
       <w:r>
-        <w:rPr>
-          <w:b w:val="0"/>
-          <w:sz w:val="21"/>
-        </w:rPr>
-        <w:t>Solution: The term similar to "command" among the given options is "direction." Command and direction are closely related terms that involve instructing or guiding others in a particular course of action. In the context of management or leadership, providing direction implies giving clear instructions, guidance, or orders to ensure that tasks are carried out effectively and goals are achieved.</w:t>
+        <w:t xml:space="preserve">Answer: a</w:t>
       </w:r>
     </w:p>
     <w:p>
-      <w:pPr>
-        <w:spacing w:after="0" w:before="0"/>
-      </w:pPr>
       <w:r>
-        <w:rPr>
-          <w:b w:val="0"/>
-          <w:sz w:val="20"/>
-        </w:rPr>
-        <w:t>Positive Marks: 1</w:t>
+        <w:t xml:space="preserve">Solution: Gastric aspirate pH ≤5.5 confirms gastric placement (intestinal pH &gt;6, respiratory &gt;7). The nurse verifies placement before each feed; X-ray confirms initial placement.</w:t>
       </w:r>
     </w:p>
     <w:p>
-      <w:pPr>
-        <w:spacing w:after="160" w:before="0"/>
-      </w:pPr>
       <w:r>
-        <w:rPr>
-          <w:b w:val="0"/>
-          <w:sz w:val="20"/>
-        </w:rPr>
-        <w:t>Negative Marks: 0.25</w:t>
+        <w:t xml:space="preserve">Positive Marks: 1</w:t>
       </w:r>
     </w:p>
     <w:p>
-      <w:pPr>
-        <w:spacing w:after="20" w:before="120"/>
-      </w:pPr>
       <w:r>
-        <w:rPr>
-          <w:b/>
-          <w:sz w:val="22"/>
-        </w:rPr>
-        <w:t>Question: The most common cause of diarrhoea in children under 5 years in developing countries is:</w:t>
+        <w:t xml:space="preserve">Negative Marks: 0.25</w:t>
       </w:r>
     </w:p>
     <w:p>
-      <w:pPr>
-        <w:spacing w:after="0" w:before="0"/>
-      </w:pPr>
       <w:r>
-        <w:rPr>
-          <w:b w:val="0"/>
-          <w:sz w:val="22"/>
-        </w:rPr>
-        <w:t>(a) Shigella</w:t>
+        <w:t xml:space="preserve"/>
       </w:r>
     </w:p>
     <w:p>
-      <w:pPr>
-        <w:spacing w:after="0" w:before="0"/>
-      </w:pPr>
       <w:r>
-        <w:rPr>
-          <w:b w:val="0"/>
-          <w:sz w:val="22"/>
-        </w:rPr>
-        <w:t>(b) Giardia</w:t>
+        <w:t xml:space="preserve">Question: A patient with acute pyelonephritis has fever and flank pain. The nurse should:</w:t>
       </w:r>
     </w:p>
     <w:p>
-      <w:pPr>
-        <w:spacing w:after="0" w:before="0"/>
-      </w:pPr>
       <w:r>
-        <w:rPr>
-          <w:b w:val="0"/>
-          <w:sz w:val="22"/>
-        </w:rPr>
-        <w:t>(c) Rotavirus</w:t>
+        <w:t xml:space="preserve">(a) Administer antibiotics and encourage fluids</w:t>
       </w:r>
     </w:p>
     <w:p>
-      <w:pPr>
-        <w:spacing w:after="0" w:before="0"/>
-      </w:pPr>
       <w:r>
-        <w:rPr>
-          <w:b w:val="0"/>
-          <w:sz w:val="22"/>
-        </w:rPr>
-        <w:t>(d) Salmonella</w:t>
+        <w:t xml:space="preserve">(b) Restrict fluids</w:t>
       </w:r>
     </w:p>
     <w:p>
-      <w:pPr>
-        <w:spacing w:after="0" w:before="40"/>
-      </w:pPr>
       <w:r>
-        <w:rPr>
-          <w:b/>
-          <w:sz w:val="22"/>
-        </w:rPr>
-        <w:t>Answer: c</w:t>
+        <w:t xml:space="preserve">(c) Give analgesics only</w:t>
       </w:r>
     </w:p>
     <w:p>
-      <w:pPr>
-        <w:spacing w:after="0" w:before="0"/>
-      </w:pPr>
       <w:r>
-        <w:rPr>
-          <w:b w:val="0"/>
-          <w:sz w:val="21"/>
-        </w:rPr>
-        <w:t>Solution: Rotavirus is the leading cause of severe dehydrating diarrhoea in young children; vaccination is available.</w:t>
+        <w:t xml:space="preserve">(d) Send the patient home</w:t>
       </w:r>
     </w:p>
     <w:p>
-      <w:pPr>
-        <w:spacing w:after="0" w:before="0"/>
-      </w:pPr>
       <w:r>
-        <w:rPr>
-          <w:b w:val="0"/>
-          <w:sz w:val="20"/>
-        </w:rPr>
-        <w:t>Positive Marks: 1</w:t>
+        <w:t xml:space="preserve">Answer: a</w:t>
       </w:r>
     </w:p>
     <w:p>
-      <w:pPr>
-        <w:spacing w:after="160" w:before="0"/>
-      </w:pPr>
       <w:r>
-        <w:rPr>
-          <w:b w:val="0"/>
-          <w:sz w:val="20"/>
-        </w:rPr>
-        <w:t>Negative Marks: 0.25</w:t>
+        <w:t xml:space="preserve">Solution: Pyelonephritis — antibiotics, increased fluids, antipyretics, and monitoring of temperature/urine output. The nurse collects urine cultures and watches for sepsis.</w:t>
       </w:r>
     </w:p>
     <w:p>
-      <w:pPr>
-        <w:spacing w:after="20" w:before="120"/>
-      </w:pPr>
       <w:r>
-        <w:rPr>
-          <w:b/>
-          <w:sz w:val="22"/>
-        </w:rPr>
-        <w:t>Question: ASHA in "A" stands for?</w:t>
+        <w:t xml:space="preserve">Positive Marks: 1</w:t>
       </w:r>
     </w:p>
     <w:p>
-      <w:pPr>
-        <w:spacing w:after="0" w:before="0"/>
-      </w:pPr>
       <w:r>
-        <w:rPr>
-          <w:b w:val="0"/>
-          <w:sz w:val="22"/>
-        </w:rPr>
-        <w:t>(a) Actor</w:t>
+        <w:t xml:space="preserve">Negative Marks: 0.25</w:t>
       </w:r>
     </w:p>
     <w:p>
-      <w:pPr>
-        <w:spacing w:after="0" w:before="0"/>
-      </w:pPr>
       <w:r>
-        <w:rPr>
-          <w:b w:val="0"/>
-          <w:sz w:val="22"/>
-        </w:rPr>
-        <w:t>(b) Accredited</w:t>
+        <w:t xml:space="preserve"/>
       </w:r>
     </w:p>
     <w:p>
-      <w:pPr>
-        <w:spacing w:after="0" w:before="0"/>
-      </w:pPr>
       <w:r>
-        <w:rPr>
-          <w:b w:val="0"/>
-          <w:sz w:val="22"/>
-        </w:rPr>
-        <w:t>(c) Automised</w:t>
+        <w:t xml:space="preserve">Question: A patient at 37 weeks of gestation is in the latent phase of labor. The nurse should:</w:t>
       </w:r>
     </w:p>
     <w:p>
-      <w:pPr>
-        <w:spacing w:after="0" w:before="0"/>
-      </w:pPr>
       <w:r>
-        <w:rPr>
-          <w:b w:val="0"/>
-          <w:sz w:val="22"/>
-        </w:rPr>
-        <w:t>(d) Accesary</w:t>
+        <w:t xml:space="preserve">(a) Encourage rest, fluids, and comfort measures</w:t>
       </w:r>
     </w:p>
     <w:p>
-      <w:pPr>
-        <w:spacing w:after="0" w:before="40"/>
-      </w:pPr>
       <w:r>
-        <w:rPr>
-          <w:b/>
-          <w:sz w:val="22"/>
-        </w:rPr>
-        <w:t>Answer: b</w:t>
+        <w:t xml:space="preserve">(b) Rush the process</w:t>
       </w:r>
     </w:p>
     <w:p>
-      <w:pPr>
-        <w:spacing w:after="0" w:before="0"/>
-      </w:pPr>
       <w:r>
-        <w:rPr>
-          <w:b w:val="0"/>
-          <w:sz w:val="21"/>
-        </w:rPr>
-        <w:t>Solution: ASHA stands for Accredited Social Health Activist, a community health volunteer under the National Rural Health Mission.</w:t>
+        <w:t xml:space="preserve">(c) Give heavy meals</w:t>
       </w:r>
     </w:p>
     <w:p>
-      <w:pPr>
-        <w:spacing w:after="0" w:before="0"/>
-      </w:pPr>
       <w:r>
-        <w:rPr>
-          <w:b w:val="0"/>
-          <w:sz w:val="20"/>
-        </w:rPr>
-        <w:t>Positive Marks: 1</w:t>
+        <w:t xml:space="preserve">(d) Restrict movement</w:t>
       </w:r>
     </w:p>
     <w:p>
-      <w:pPr>
-        <w:spacing w:after="160" w:before="0"/>
-      </w:pPr>
       <w:r>
-        <w:rPr>
-          <w:b w:val="0"/>
-          <w:sz w:val="20"/>
-        </w:rPr>
-        <w:t>Negative Marks: 0.25</w:t>
+        <w:t xml:space="preserve">Answer: a</w:t>
       </w:r>
     </w:p>
     <w:p>
-      <w:pPr>
-        <w:spacing w:after="20" w:before="120"/>
-      </w:pPr>
       <w:r>
-        <w:rPr>
-          <w:b/>
-          <w:sz w:val="22"/>
-        </w:rPr>
-        <w:t>Question: Which site cannot be used for IM injection to prevent injury in sciatic nerves?</w:t>
+        <w:t xml:space="preserve">Solution: Latent phase — rest, fluids, ambulation, and comfort measures conserve energy for active labor; the patient is reassessed as contractions progress.</w:t>
       </w:r>
     </w:p>
     <w:p>
-      <w:pPr>
-        <w:spacing w:after="0" w:before="0"/>
-      </w:pPr>
       <w:r>
-        <w:rPr>
-          <w:b w:val="0"/>
-          <w:sz w:val="22"/>
-        </w:rPr>
-        <w:t>(a) Deltoid</w:t>
+        <w:t xml:space="preserve">Positive Marks: 1</w:t>
       </w:r>
     </w:p>
     <w:p>
-      <w:pPr>
-        <w:spacing w:after="0" w:before="0"/>
-      </w:pPr>
       <w:r>
-        <w:rPr>
-          <w:b w:val="0"/>
-          <w:sz w:val="22"/>
-        </w:rPr>
-        <w:t>(b) Dorsogluteal</w:t>
+        <w:t xml:space="preserve">Negative Marks: 0.25</w:t>
       </w:r>
     </w:p>
     <w:p>
-      <w:pPr>
-        <w:spacing w:after="0" w:before="0"/>
-      </w:pPr>
       <w:r>
-        <w:rPr>
-          <w:b w:val="0"/>
-          <w:sz w:val="22"/>
-        </w:rPr>
-        <w:t>(c) Ventrogluteal</w:t>
+        <w:t xml:space="preserve"/>
       </w:r>
     </w:p>
     <w:p>
-      <w:pPr>
-        <w:spacing w:after="0" w:before="0"/>
-      </w:pPr>
       <w:r>
-        <w:rPr>
-          <w:b w:val="0"/>
-          <w:sz w:val="22"/>
-        </w:rPr>
-        <w:t>(d) Vastaslatralis</w:t>
+        <w:t xml:space="preserve">Question: A 4-year-old child with diarrhea has some dehydration. The nurse should:</w:t>
       </w:r>
     </w:p>
     <w:p>
-      <w:pPr>
-        <w:spacing w:after="0" w:before="40"/>
-      </w:pPr>
       <w:r>
-        <w:rPr>
-          <w:b/>
-          <w:sz w:val="22"/>
-        </w:rPr>
-        <w:t>Answer: b</w:t>
+        <w:t xml:space="preserve">(a) Give ORS 75 mL/kg over 4 hours</w:t>
       </w:r>
     </w:p>
     <w:p>
-      <w:pPr>
-        <w:spacing w:after="0" w:before="0"/>
-      </w:pPr>
       <w:r>
-        <w:rPr>
-          <w:b w:val="0"/>
-          <w:sz w:val="21"/>
-        </w:rPr>
-        <w:t>Solution: The dorsogluteal site is no longer recommended as the preferred site for IM injections due to the risk of injury to the sciatic nerve. The sciatic nerve is the largest nerve in the body and runs through the buttock area, close to the dorsogluteal site where injections are commonly given. If the injection is not administered correctly, the needle can injure or irritate the sciatic nerve, leading to nerve damage. The ventrogluteal (most Enjections 2 FONT preferable), deltoid and vastus lateralis sites are now considered safer and more appropriate sites for IM injection</w:t>
+        <w:t xml:space="preserve">(b) Give IV fluids immediately</w:t>
       </w:r>
     </w:p>
     <w:p>
-      <w:pPr>
-        <w:spacing w:after="0" w:before="0"/>
-      </w:pPr>
       <w:r>
-        <w:rPr>
-          <w:b w:val="0"/>
-          <w:sz w:val="20"/>
-        </w:rPr>
-        <w:t>Positive Marks: 1</w:t>
+        <w:t xml:space="preserve">(c) Give plain water</w:t>
       </w:r>
     </w:p>
     <w:p>
-      <w:pPr>
-        <w:spacing w:after="160" w:before="0"/>
-      </w:pPr>
       <w:r>
-        <w:rPr>
-          <w:b w:val="0"/>
-          <w:sz w:val="20"/>
-        </w:rPr>
-        <w:t>Negative Marks: 0.25</w:t>
+        <w:t xml:space="preserve">(d) Stop feeding</w:t>
       </w:r>
     </w:p>
     <w:p>
-      <w:pPr>
-        <w:spacing w:after="20" w:before="120"/>
-      </w:pPr>
       <w:r>
-        <w:rPr>
-          <w:b/>
-          <w:sz w:val="22"/>
-        </w:rPr>
-        <w:t>Question: Contraindications of nasopharyngeal airway is:</w:t>
+        <w:t xml:space="preserve">Answer: a</w:t>
       </w:r>
     </w:p>
     <w:p>
-      <w:pPr>
-        <w:spacing w:after="0" w:before="0"/>
-      </w:pPr>
       <w:r>
-        <w:rPr>
-          <w:b w:val="0"/>
-          <w:sz w:val="22"/>
-        </w:rPr>
-        <w:t>(a) Skull base Fracture</w:t>
+        <w:t xml:space="preserve">Solution: Some dehydration — ORS (Plan B) 75 mL/kg over 4 hours, with reassessment and continued feeding. IV fluids are for severe dehydration.</w:t>
       </w:r>
     </w:p>
     <w:p>
-      <w:pPr>
-        <w:spacing w:after="0" w:before="0"/>
-      </w:pPr>
       <w:r>
-        <w:rPr>
-          <w:b w:val="0"/>
-          <w:sz w:val="22"/>
-        </w:rPr>
-        <w:t>(b) During dental procedures</w:t>
+        <w:t xml:space="preserve">Positive Marks: 1</w:t>
       </w:r>
     </w:p>
     <w:p>
-      <w:pPr>
-        <w:spacing w:after="0" w:before="0"/>
-      </w:pPr>
       <w:r>
-        <w:rPr>
-          <w:b w:val="0"/>
-          <w:sz w:val="22"/>
-        </w:rPr>
-        <w:t>(c) Unconscious</w:t>
+        <w:t xml:space="preserve">Negative Marks: 0.25</w:t>
       </w:r>
     </w:p>
     <w:p>
-      <w:pPr>
-        <w:spacing w:after="0" w:before="0"/>
-      </w:pPr>
       <w:r>
-        <w:rPr>
-          <w:b w:val="0"/>
-          <w:sz w:val="22"/>
-        </w:rPr>
-        <w:t>(d) Sedated patient</w:t>
+        <w:t xml:space="preserve"/>
       </w:r>
     </w:p>
     <w:p>
-      <w:pPr>
-        <w:spacing w:after="0" w:before="40"/>
-      </w:pPr>
       <w:r>
-        <w:rPr>
-          <w:b/>
-          <w:sz w:val="22"/>
-        </w:rPr>
-        <w:t>Answer: a</w:t>
+        <w:t xml:space="preserve">Question: A patient with bipolar disorder in the depressive phase is being started on an antidepressant with a mood stabilizer. The nurse should explain that:</w:t>
       </w:r>
     </w:p>
     <w:p>
-      <w:pPr>
-        <w:spacing w:after="0" w:before="0"/>
-      </w:pPr>
       <w:r>
-        <w:rPr>
-          <w:b w:val="0"/>
-          <w:sz w:val="21"/>
-        </w:rPr>
-        <w:t>Solution: A nasopharyngeal airway is contraindicated in fracture of the base of the skull (risk of entering the cranial cavity).</w:t>
+        <w:t xml:space="preserve">(a) Antidepressants are combined with mood stabilizers to prevent mania</w:t>
       </w:r>
     </w:p>
     <w:p>
-      <w:pPr>
-        <w:spacing w:after="0" w:before="0"/>
-      </w:pPr>
       <w:r>
-        <w:rPr>
-          <w:b w:val="0"/>
-          <w:sz w:val="20"/>
-        </w:rPr>
-        <w:t>Positive Marks: 1</w:t>
+        <w:t xml:space="preserve">(b) Antidepressants are given alone</w:t>
       </w:r>
     </w:p>
     <w:p>
-      <w:pPr>
-        <w:spacing w:after="160" w:before="0"/>
-      </w:pPr>
       <w:r>
-        <w:rPr>
-          <w:b w:val="0"/>
-          <w:sz w:val="20"/>
-        </w:rPr>
-        <w:t>Negative Marks: 0.25</w:t>
+        <w:t xml:space="preserve">(c) Mood stabilizers are unnecessary</w:t>
       </w:r>
     </w:p>
     <w:p>
-      <w:pPr>
-        <w:spacing w:after="20" w:before="120"/>
-      </w:pPr>
       <w:r>
-        <w:rPr>
-          <w:b/>
-          <w:sz w:val="22"/>
-        </w:rPr>
-        <w:t>Question: When caring for a 3-day-old neonate who is receiving phototherapy to treat jaundice, the nurse in charge would expect to do which of the following?</w:t>
+        <w:t xml:space="preserve">(d) The drugs work instantly</w:t>
       </w:r>
     </w:p>
     <w:p>
-      <w:pPr>
-        <w:spacing w:after="0" w:before="0"/>
-      </w:pPr>
       <w:r>
-        <w:rPr>
-          <w:b w:val="0"/>
-          <w:sz w:val="22"/>
-        </w:rPr>
-        <w:t>(a) Turn the neonate every 6 hours</w:t>
+        <w:t xml:space="preserve">Answer: a</w:t>
       </w:r>
     </w:p>
     <w:p>
-      <w:pPr>
-        <w:spacing w:after="0" w:before="0"/>
-      </w:pPr>
       <w:r>
-        <w:rPr>
-          <w:b w:val="0"/>
-          <w:sz w:val="22"/>
-        </w:rPr>
-        <w:t>(b) Encourage the mother to discontinue breastfeeding.</w:t>
+        <w:t xml:space="preserve">Solution: In bipolar depression, antidepressants are used with a mood stabilizer/antipsychotic to treat depression without triggering mania — the nurse supports adherence and monitors mood.</w:t>
       </w:r>
     </w:p>
     <w:p>
-      <w:pPr>
-        <w:spacing w:after="0" w:before="0"/>
-      </w:pPr>
       <w:r>
-        <w:rPr>
-          <w:b w:val="0"/>
-          <w:sz w:val="22"/>
-        </w:rPr>
-        <w:t>(c) Check the vital signs every 2 to 4 hours.</w:t>
+        <w:t xml:space="preserve">Positive Marks: 1</w:t>
       </w:r>
     </w:p>
     <w:p>
-      <w:pPr>
-        <w:spacing w:after="0" w:before="0"/>
-      </w:pPr>
       <w:r>
-        <w:rPr>
-          <w:b w:val="0"/>
-          <w:sz w:val="22"/>
-        </w:rPr>
-        <w:t>(d) Notify the physician if the skin becomes bronze in color.</w:t>
+        <w:t xml:space="preserve">Negative Marks: 0.25</w:t>
       </w:r>
     </w:p>
     <w:p>
-      <w:pPr>
-        <w:spacing w:after="0" w:before="40"/>
-      </w:pPr>
       <w:r>
-        <w:rPr>
-          <w:b/>
-          <w:sz w:val="22"/>
-        </w:rPr>
-        <w:t>Answer: c</w:t>
+        <w:t xml:space="preserve"/>
       </w:r>
     </w:p>
     <w:p>
-      <w:pPr>
-        <w:spacing w:after="0" w:before="0"/>
-      </w:pPr>
       <w:r>
-        <w:rPr>
-          <w:b w:val="0"/>
-          <w:sz w:val="21"/>
-        </w:rPr>
-        <w:t>Solution: During phototherapy, the nurse checks the neonate's vital signs every 2-4 hours and monitors temperature, hydration and skin.</w:t>
+        <w:t xml:space="preserve">Question: The "Pradhan Mantri Bhartiya Janaushadhi Kendra" medicines are tested for:</w:t>
       </w:r>
     </w:p>
     <w:p>
-      <w:pPr>
-        <w:spacing w:after="0" w:before="0"/>
-      </w:pPr>
       <w:r>
-        <w:rPr>
-          <w:b w:val="0"/>
-          <w:sz w:val="20"/>
-        </w:rPr>
-        <w:t>Positive Marks: 1</w:t>
+        <w:t xml:space="preserve">(a) Quality, safety, and efficacy</w:t>
       </w:r>
     </w:p>
     <w:p>
-      <w:pPr>
-        <w:spacing w:after="160" w:before="0"/>
-      </w:pPr>
       <w:r>
-        <w:rPr>
-          <w:b w:val="0"/>
-          <w:sz w:val="20"/>
-        </w:rPr>
-        <w:t>Negative Marks: 0.25</w:t>
+        <w:t xml:space="preserve">(b) Only color</w:t>
       </w:r>
     </w:p>
     <w:p>
-      <w:pPr>
-        <w:spacing w:after="20" w:before="120"/>
-      </w:pPr>
       <w:r>
-        <w:rPr>
-          <w:b/>
-          <w:sz w:val="22"/>
-        </w:rPr>
-        <w:t>Question: Arrange the following words according to EnglishDictionary? 1. Cancel 2. Candle 3. Candidate 4. Chanting</w:t>
+        <w:t xml:space="preserve">(c) Only taste</w:t>
       </w:r>
     </w:p>
     <w:p>
-      <w:pPr>
-        <w:spacing w:after="0" w:before="0"/>
-      </w:pPr>
       <w:r>
-        <w:rPr>
-          <w:b w:val="0"/>
-          <w:sz w:val="22"/>
-        </w:rPr>
-        <w:t>(a) 1,2,3,4</w:t>
+        <w:t xml:space="preserve">(d) Nothing</w:t>
       </w:r>
     </w:p>
     <w:p>
-      <w:pPr>
-        <w:spacing w:after="0" w:before="0"/>
-      </w:pPr>
       <w:r>
-        <w:rPr>
-          <w:b w:val="0"/>
-          <w:sz w:val="22"/>
-        </w:rPr>
-        <w:t>(b) 3,2,1,4</w:t>
+        <w:t xml:space="preserve">Answer: a</w:t>
       </w:r>
     </w:p>
     <w:p>
-      <w:pPr>
-        <w:spacing w:after="0" w:before="0"/>
-      </w:pPr>
       <w:r>
-        <w:rPr>
-          <w:b w:val="0"/>
-          <w:sz w:val="22"/>
-        </w:rPr>
-        <w:t>(c) 1,3,2,4</w:t>
+        <w:t xml:space="preserve">Solution: Jan Aushadhi medicines undergo quality assurance — tested for quality, safety, and efficacy to ensure they meet standards.</w:t>
       </w:r>
     </w:p>
     <w:p>
-      <w:pPr>
-        <w:spacing w:after="0" w:before="0"/>
-      </w:pPr>
       <w:r>
-        <w:rPr>
-          <w:b w:val="0"/>
-          <w:sz w:val="22"/>
-        </w:rPr>
-        <w:t>(d) 2,3,1,4</w:t>
+        <w:t xml:space="preserve">Positive Marks: 1</w:t>
       </w:r>
     </w:p>
     <w:p>
-      <w:pPr>
-        <w:spacing w:after="0" w:before="40"/>
-      </w:pPr>
       <w:r>
-        <w:rPr>
-          <w:b/>
-          <w:sz w:val="22"/>
-        </w:rPr>
-        <w:t>Answer: c</w:t>
+        <w:t xml:space="preserve">Negative Marks: 0.25</w:t>
       </w:r>
     </w:p>
     <w:p>
-      <w:pPr>
-        <w:spacing w:after="0" w:before="0"/>
-      </w:pPr>
       <w:r>
-        <w:rPr>
-          <w:b w:val="0"/>
-          <w:sz w:val="21"/>
-        </w:rPr>
-        <w:t>Solution: Cancel (c-a-n-c-e), Candidate (c-a-n-d-i), Candle (c-a-n-d-l), Chanting (c-h-a): comparing letter by letter, the dictionary order is Cancel, Candidate, Candle, Chanting, i.e., 1,3,2,4.</w:t>
+        <w:t xml:space="preserve"/>
       </w:r>
     </w:p>
     <w:p>
-      <w:pPr>
-        <w:spacing w:after="0" w:before="0"/>
-      </w:pPr>
       <w:r>
-        <w:rPr>
-          <w:b w:val="0"/>
-          <w:sz w:val="20"/>
-        </w:rPr>
-        <w:t>Positive Marks: 1</w:t>
+        <w:t xml:space="preserve">Question: The nurse is to give 0.15 mg of a medication. The vial contains 0.05 mg/mL. The volume to give is:</w:t>
       </w:r>
     </w:p>
     <w:p>
-      <w:pPr>
-        <w:spacing w:after="160" w:before="0"/>
-      </w:pPr>
       <w:r>
-        <w:rPr>
-          <w:b w:val="0"/>
-          <w:sz w:val="20"/>
-        </w:rPr>
-        <w:t>Negative Marks: 0.25</w:t>
+        <w:t xml:space="preserve">(a) 1 mL</w:t>
       </w:r>
     </w:p>
     <w:p>
-      <w:pPr>
-        <w:spacing w:after="20" w:before="120"/>
-      </w:pPr>
       <w:r>
-        <w:rPr>
-          <w:b/>
-          <w:sz w:val="22"/>
-        </w:rPr>
-        <w:t>Question: In the following clinical condition a 2 years old baby`s cheeks and face looking like reddish around the mouth. It is?</w:t>
+        <w:t xml:space="preserve">(b) 2 mL</w:t>
       </w:r>
     </w:p>
     <w:p>
-      <w:pPr>
-        <w:spacing w:after="0" w:before="0"/>
-      </w:pPr>
       <w:r>
-        <w:rPr>
-          <w:b w:val="0"/>
-          <w:sz w:val="22"/>
-        </w:rPr>
-        <w:t>(a) Atopic dermatitis</w:t>
+        <w:t xml:space="preserve">(c) 3 mL</w:t>
       </w:r>
     </w:p>
     <w:p>
-      <w:pPr>
-        <w:spacing w:after="0" w:before="0"/>
-      </w:pPr>
       <w:r>
-        <w:rPr>
-          <w:b w:val="0"/>
-          <w:sz w:val="22"/>
-        </w:rPr>
-        <w:t>(b) Scabies</w:t>
+        <w:t xml:space="preserve">(d) 4 mL</w:t>
       </w:r>
     </w:p>
     <w:p>
-      <w:pPr>
-        <w:spacing w:after="0" w:before="0"/>
-      </w:pPr>
       <w:r>
-        <w:rPr>
-          <w:b w:val="0"/>
-          <w:sz w:val="22"/>
-        </w:rPr>
-        <w:t>(c) Contact Dermatitis</w:t>
+        <w:t xml:space="preserve">Answer: c</w:t>
       </w:r>
     </w:p>
     <w:p>
-      <w:pPr>
-        <w:spacing w:after="0" w:before="0"/>
-      </w:pPr>
       <w:r>
-        <w:rPr>
-          <w:b w:val="0"/>
-          <w:sz w:val="22"/>
-        </w:rPr>
-        <w:t>(d) Impetigo</w:t>
+        <w:t xml:space="preserve">Solution: Volume = 0.15 ÷ 0.05 = 3 mL.</w:t>
       </w:r>
     </w:p>
     <w:p>
-      <w:pPr>
-        <w:spacing w:after="0" w:before="40"/>
-      </w:pPr>
       <w:r>
-        <w:rPr>
-          <w:b/>
-          <w:sz w:val="22"/>
-        </w:rPr>
-        <w:t>Answer: a</w:t>
+        <w:t xml:space="preserve">Positive Marks: 1</w:t>
       </w:r>
     </w:p>
     <w:p>
-      <w:pPr>
-        <w:spacing w:after="0" w:before="0"/>
-      </w:pPr>
       <w:r>
-        <w:rPr>
-          <w:b w:val="0"/>
-          <w:sz w:val="21"/>
-        </w:rPr>
-        <w:t>Solution: The clinical condition described, where a 2-year-old baby's cheeks and face appear reddish around the mouth, is consistent with atopic dermatitis (option C). Atopic dermatitis, also known as eczema, is a chronic inflammatory skin condition characterized by dry, itchy, and inflamed skin. In infants and young children, atopic dermatitis often presents as red, scaly patches that commonly affect the face, particularly the cheeks. The skin around the mouth may be especially susceptible to irritation and redness in atopic dermatitis. Other associated symptoms can include itching, skin thickening, and recurrent flare-ups.</w:t>
+        <w:t xml:space="preserve">Negative Marks: 0.25</w:t>
       </w:r>
     </w:p>
     <w:p>
-      <w:pPr>
-        <w:spacing w:after="0" w:before="0"/>
-      </w:pPr>
       <w:r>
-        <w:rPr>
-          <w:b w:val="0"/>
-          <w:sz w:val="20"/>
-        </w:rPr>
-        <w:t>Positive Marks: 1</w:t>
+        <w:t xml:space="preserve"/>
       </w:r>
     </w:p>
     <w:p>
-      <w:pPr>
-        <w:spacing w:after="160" w:before="0"/>
-      </w:pPr>
       <w:r>
-        <w:rPr>
-          <w:b w:val="0"/>
-          <w:sz w:val="20"/>
-        </w:rPr>
-        <w:t>Negative Marks: 0.25</w:t>
+        <w:t xml:space="preserve">Question: The normal adult blood pressure reading is:</w:t>
+      </w:r>
+    </w:p>
+    <w:p>
+      <w:r>
+        <w:t xml:space="preserve">(a) Less than 120/80 mmHg</w:t>
+      </w:r>
+    </w:p>
+    <w:p>
+      <w:r>
+        <w:t xml:space="preserve">(b) 140/90 mmHg</w:t>
+      </w:r>
+    </w:p>
+    <w:p>
+      <w:r>
+        <w:t xml:space="preserve">(c) 160/100 mmHg</w:t>
+      </w:r>
+    </w:p>
+    <w:p>
+      <w:r>
+        <w:t xml:space="preserve">(d) 180/110 mmHg</w:t>
+      </w:r>
+    </w:p>
+    <w:p>
+      <w:r>
+        <w:t xml:space="preserve">Answer: a</w:t>
+      </w:r>
+    </w:p>
+    <w:p>
+      <w:r>
+        <w:t xml:space="preserve">Solution: Normal BP is &lt;120/80 mmHg. The nurse measures BP with a correct cuff and position for accurate readings.</w:t>
+      </w:r>
+    </w:p>
+    <w:p>
+      <w:r>
+        <w:t xml:space="preserve">Positive Marks: 1</w:t>
+      </w:r>
+    </w:p>
+    <w:p>
+      <w:r>
+        <w:t xml:space="preserve">Negative Marks: 0.25</w:t>
+      </w:r>
+    </w:p>
+    <w:p>
+      <w:r>
+        <w:t xml:space="preserve"/>
+      </w:r>
+    </w:p>
+    <w:p>
+      <w:r>
+        <w:t xml:space="preserve">Question: A patient with a burn injury is in the emergent phase. The nurse should:</w:t>
+      </w:r>
+    </w:p>
+    <w:p>
+      <w:r>
+        <w:t xml:space="preserve">(a) Maintain the airway, start IV fluids, and monitor urine output</w:t>
+      </w:r>
+    </w:p>
+    <w:p>
+      <w:r>
+        <w:t xml:space="preserve">(b) Give oral fluids</w:t>
+      </w:r>
+    </w:p>
+    <w:p>
+      <w:r>
+        <w:t xml:space="preserve">(c) Apply dressings only</w:t>
+      </w:r>
+    </w:p>
+    <w:p>
+      <w:r>
+        <w:t xml:space="preserve">(d) Send the patient home</w:t>
+      </w:r>
+    </w:p>
+    <w:p>
+      <w:r>
+        <w:t xml:space="preserve">Answer: a</w:t>
+      </w:r>
+    </w:p>
+    <w:p>
+      <w:r>
+        <w:t xml:space="preserve">Solution: Emergent burn phase — airway/breathing management, IV fluid resuscitation (Parkland), urine output monitoring (30–50 mL/hr), and prevention of hypothermia and infection.</w:t>
+      </w:r>
+    </w:p>
+    <w:p>
+      <w:r>
+        <w:t xml:space="preserve">Positive Marks: 1</w:t>
+      </w:r>
+    </w:p>
+    <w:p>
+      <w:r>
+        <w:t xml:space="preserve">Negative Marks: 0.25</w:t>
       </w:r>
     </w:p>
     <w:sectPr>
       <w:pgSz w:w="12240" w:h="15840"/>
-      <w:pgMar w:top="864" w:right="1008" w:bottom="864" w:left="1008" w:header="720" w:footer="720" w:gutter="0"/>
+      <w:pgMar w:top="1440" w:right="1800" w:bottom="1440" w:left="1800" w:header="720" w:footer="720" w:gutter="0"/>
       <w:cols w:space="720"/>
       <w:docGrid w:linePitch="360"/>
     </w:sectPr>
@@ -2535,10 +1365,6 @@
     <w:name w:val="Normal"/>
     <w:qFormat/>
     <w:rsid w:val="00FC693F"/>
-    <w:rPr>
-      <w:rFonts w:ascii="Calibri" w:hAnsi="Calibri"/>
-      <w:sz w:val="22"/>
-    </w:rPr>
   </w:style>
   <w:style w:type="paragraph" w:styleId="Header">
     <w:name w:val="header"/>
